--- a/public/rules/General Features.docx
+++ b/public/rules/General Features.docx
@@ -12,7 +12,6 @@
         <w:rPr>
           <w:rFonts w:ascii="Times New Roman" w:cs="Times New Roman" w:eastAsia="Times New Roman" w:hAnsi="Times New Roman"/>
           <w:b w:val="1"/>
-          <w:bCs w:val="1"/>
           <w:sz w:val="20"/>
           <w:szCs w:val="20"/>
         </w:rPr>
@@ -21,7 +20,6 @@
         <w:rPr>
           <w:rFonts w:ascii="Times New Roman" w:cs="Times New Roman" w:eastAsia="Times New Roman" w:hAnsi="Times New Roman"/>
           <w:b w:val="1"/>
-          <w:bCs w:val="1"/>
           <w:sz w:val="20"/>
           <w:szCs w:val="20"/>
           <w:rtl w:val="0"/>
@@ -39,7 +37,6 @@
         <w:rPr>
           <w:rFonts w:ascii="Times New Roman" w:cs="Times New Roman" w:eastAsia="Times New Roman" w:hAnsi="Times New Roman"/>
           <w:b w:val="1"/>
-          <w:bCs w:val="1"/>
           <w:sz w:val="20"/>
           <w:szCs w:val="20"/>
         </w:rPr>
@@ -48,7 +45,6 @@
         <w:rPr>
           <w:rFonts w:ascii="Times New Roman" w:cs="Times New Roman" w:eastAsia="Times New Roman" w:hAnsi="Times New Roman"/>
           <w:b w:val="1"/>
-          <w:bCs w:val="1"/>
           <w:sz w:val="20"/>
           <w:szCs w:val="20"/>
           <w:rtl w:val="0"/>
@@ -77,7 +73,6 @@
         <w:rPr>
           <w:rFonts w:ascii="Times New Roman" w:cs="Times New Roman" w:eastAsia="Times New Roman" w:hAnsi="Times New Roman"/>
           <w:b w:val="1"/>
-          <w:bCs w:val="1"/>
           <w:sz w:val="20"/>
           <w:szCs w:val="20"/>
         </w:rPr>
@@ -86,7 +81,6 @@
         <w:rPr>
           <w:rFonts w:ascii="Times New Roman" w:cs="Times New Roman" w:eastAsia="Times New Roman" w:hAnsi="Times New Roman"/>
           <w:b w:val="1"/>
-          <w:bCs w:val="1"/>
           <w:sz w:val="20"/>
           <w:szCs w:val="20"/>
           <w:rtl w:val="0"/>
@@ -373,7 +367,6 @@
         <w:rPr>
           <w:rFonts w:ascii="Times New Roman" w:cs="Times New Roman" w:eastAsia="Times New Roman" w:hAnsi="Times New Roman"/>
           <w:b w:val="1"/>
-          <w:bCs w:val="1"/>
           <w:sz w:val="20"/>
           <w:szCs w:val="20"/>
         </w:rPr>
@@ -382,7 +375,6 @@
         <w:rPr>
           <w:rFonts w:ascii="Times New Roman" w:cs="Times New Roman" w:eastAsia="Times New Roman" w:hAnsi="Times New Roman"/>
           <w:b w:val="1"/>
-          <w:bCs w:val="1"/>
           <w:sz w:val="20"/>
           <w:szCs w:val="20"/>
           <w:rtl w:val="0"/>
@@ -1001,7 +993,6 @@
         <w:rPr>
           <w:rFonts w:ascii="Times New Roman" w:cs="Times New Roman" w:eastAsia="Times New Roman" w:hAnsi="Times New Roman"/>
           <w:b w:val="1"/>
-          <w:bCs w:val="1"/>
           <w:sz w:val="20"/>
           <w:szCs w:val="20"/>
         </w:rPr>
@@ -1018,7 +1009,6 @@
         <w:rPr>
           <w:rFonts w:ascii="Times New Roman" w:cs="Times New Roman" w:eastAsia="Times New Roman" w:hAnsi="Times New Roman"/>
           <w:b w:val="1"/>
-          <w:bCs w:val="1"/>
           <w:sz w:val="20"/>
           <w:szCs w:val="20"/>
         </w:rPr>
@@ -1027,7 +1017,6 @@
         <w:rPr>
           <w:rFonts w:ascii="Times New Roman" w:cs="Times New Roman" w:eastAsia="Times New Roman" w:hAnsi="Times New Roman"/>
           <w:b w:val="1"/>
-          <w:bCs w:val="1"/>
           <w:sz w:val="20"/>
           <w:szCs w:val="20"/>
           <w:rtl w:val="0"/>
@@ -1041,7 +1030,6 @@
         <w:rPr>
           <w:rFonts w:ascii="Times New Roman" w:cs="Times New Roman" w:eastAsia="Times New Roman" w:hAnsi="Times New Roman"/>
           <w:b w:val="1"/>
-          <w:bCs w:val="1"/>
           <w:sz w:val="20"/>
           <w:szCs w:val="20"/>
         </w:rPr>
@@ -1303,7 +1291,6 @@
         <w:rPr>
           <w:rFonts w:ascii="Times New Roman" w:cs="Times New Roman" w:eastAsia="Times New Roman" w:hAnsi="Times New Roman"/>
           <w:b w:val="1"/>
-          <w:bCs w:val="1"/>
           <w:sz w:val="20"/>
           <w:szCs w:val="20"/>
         </w:rPr>
@@ -1312,7 +1299,6 @@
         <w:rPr>
           <w:rFonts w:ascii="Times New Roman" w:cs="Times New Roman" w:eastAsia="Times New Roman" w:hAnsi="Times New Roman"/>
           <w:b w:val="1"/>
-          <w:bCs w:val="1"/>
           <w:sz w:val="20"/>
           <w:szCs w:val="20"/>
           <w:rtl w:val="0"/>
@@ -1326,7 +1312,6 @@
         <w:rPr>
           <w:rFonts w:ascii="Times New Roman" w:cs="Times New Roman" w:eastAsia="Times New Roman" w:hAnsi="Times New Roman"/>
           <w:b w:val="1"/>
-          <w:bCs w:val="1"/>
           <w:sz w:val="20"/>
           <w:szCs w:val="20"/>
         </w:rPr>
@@ -1510,7 +1495,6 @@
         <w:rPr>
           <w:rFonts w:ascii="Times New Roman" w:cs="Times New Roman" w:eastAsia="Times New Roman" w:hAnsi="Times New Roman"/>
           <w:b w:val="1"/>
-          <w:bCs w:val="1"/>
           <w:sz w:val="20"/>
           <w:szCs w:val="20"/>
         </w:rPr>
@@ -1519,7 +1503,6 @@
         <w:rPr>
           <w:rFonts w:ascii="Times New Roman" w:cs="Times New Roman" w:eastAsia="Times New Roman" w:hAnsi="Times New Roman"/>
           <w:b w:val="1"/>
-          <w:bCs w:val="1"/>
           <w:sz w:val="20"/>
           <w:szCs w:val="20"/>
           <w:rtl w:val="0"/>
@@ -1639,7 +1622,6 @@
         <w:rPr>
           <w:rFonts w:ascii="Times New Roman" w:cs="Times New Roman" w:eastAsia="Times New Roman" w:hAnsi="Times New Roman"/>
           <w:b w:val="1"/>
-          <w:bCs w:val="1"/>
           <w:sz w:val="20"/>
           <w:szCs w:val="20"/>
         </w:rPr>
@@ -1648,7 +1630,6 @@
         <w:rPr>
           <w:rFonts w:ascii="Times New Roman" w:cs="Times New Roman" w:eastAsia="Times New Roman" w:hAnsi="Times New Roman"/>
           <w:b w:val="1"/>
-          <w:bCs w:val="1"/>
           <w:sz w:val="20"/>
           <w:szCs w:val="20"/>
           <w:rtl w:val="0"/>
@@ -1662,7 +1643,6 @@
         <w:rPr>
           <w:rFonts w:ascii="Times New Roman" w:cs="Times New Roman" w:eastAsia="Times New Roman" w:hAnsi="Times New Roman"/>
           <w:b w:val="1"/>
-          <w:bCs w:val="1"/>
           <w:sz w:val="20"/>
           <w:szCs w:val="20"/>
         </w:rPr>
@@ -1827,7 +1807,6 @@
         <w:rPr>
           <w:rFonts w:ascii="Times New Roman" w:cs="Times New Roman" w:eastAsia="Times New Roman" w:hAnsi="Times New Roman"/>
           <w:i w:val="1"/>
-          <w:iCs w:val="1"/>
           <w:sz w:val="20"/>
           <w:szCs w:val="20"/>
         </w:rPr>
@@ -1836,7 +1815,6 @@
         <w:rPr>
           <w:rFonts w:ascii="Times New Roman" w:cs="Times New Roman" w:eastAsia="Times New Roman" w:hAnsi="Times New Roman"/>
           <w:i w:val="1"/>
-          <w:iCs w:val="1"/>
           <w:sz w:val="20"/>
           <w:szCs w:val="20"/>
           <w:rtl w:val="0"/>
@@ -1850,7 +1828,6 @@
         <w:rPr>
           <w:rFonts w:ascii="Times New Roman" w:cs="Times New Roman" w:eastAsia="Times New Roman" w:hAnsi="Times New Roman"/>
           <w:b w:val="1"/>
-          <w:bCs w:val="1"/>
           <w:sz w:val="20"/>
           <w:szCs w:val="20"/>
         </w:rPr>
@@ -1867,7 +1844,6 @@
         <w:rPr>
           <w:rFonts w:ascii="Times New Roman" w:cs="Times New Roman" w:eastAsia="Times New Roman" w:hAnsi="Times New Roman"/>
           <w:b w:val="1"/>
-          <w:bCs w:val="1"/>
           <w:sz w:val="20"/>
           <w:szCs w:val="20"/>
         </w:rPr>
@@ -1876,7 +1852,6 @@
         <w:rPr>
           <w:rFonts w:ascii="Times New Roman" w:cs="Times New Roman" w:eastAsia="Times New Roman" w:hAnsi="Times New Roman"/>
           <w:b w:val="1"/>
-          <w:bCs w:val="1"/>
           <w:sz w:val="20"/>
           <w:szCs w:val="20"/>
         </w:rPr>
@@ -1929,7 +1904,6 @@
         <w:rPr>
           <w:rFonts w:ascii="Times New Roman" w:cs="Times New Roman" w:eastAsia="Times New Roman" w:hAnsi="Times New Roman"/>
           <w:b w:val="1"/>
-          <w:bCs w:val="1"/>
           <w:sz w:val="20"/>
           <w:szCs w:val="20"/>
         </w:rPr>
@@ -1938,7 +1912,6 @@
         <w:rPr>
           <w:rFonts w:ascii="Times New Roman" w:cs="Times New Roman" w:eastAsia="Times New Roman" w:hAnsi="Times New Roman"/>
           <w:b w:val="1"/>
-          <w:bCs w:val="1"/>
           <w:sz w:val="20"/>
           <w:szCs w:val="20"/>
           <w:rtl w:val="0"/>
@@ -2876,7 +2849,6 @@
         <w:rPr>
           <w:rFonts w:ascii="Times New Roman" w:cs="Times New Roman" w:eastAsia="Times New Roman" w:hAnsi="Times New Roman"/>
           <w:b w:val="1"/>
-          <w:bCs w:val="1"/>
           <w:sz w:val="20"/>
           <w:szCs w:val="20"/>
         </w:rPr>
@@ -2904,7 +2876,6 @@
         <w:rPr>
           <w:rFonts w:ascii="Times New Roman" w:cs="Times New Roman" w:eastAsia="Times New Roman" w:hAnsi="Times New Roman"/>
           <w:b w:val="1"/>
-          <w:bCs w:val="1"/>
           <w:sz w:val="20"/>
           <w:szCs w:val="20"/>
           <w:rtl w:val="0"/>
@@ -3257,7 +3228,6 @@
         <w:rPr>
           <w:rFonts w:ascii="Times New Roman" w:cs="Times New Roman" w:eastAsia="Times New Roman" w:hAnsi="Times New Roman"/>
           <w:b w:val="1"/>
-          <w:bCs w:val="1"/>
           <w:color w:val="020621"/>
           <w:sz w:val="20"/>
           <w:szCs w:val="20"/>
@@ -3267,7 +3237,6 @@
         <w:rPr>
           <w:rFonts w:ascii="Times New Roman" w:cs="Times New Roman" w:eastAsia="Times New Roman" w:hAnsi="Times New Roman"/>
           <w:b w:val="1"/>
-          <w:bCs w:val="1"/>
           <w:color w:val="020621"/>
           <w:sz w:val="20"/>
           <w:szCs w:val="20"/>
@@ -3284,7 +3253,6 @@
         <w:rPr>
           <w:rFonts w:ascii="Times New Roman" w:cs="Times New Roman" w:eastAsia="Times New Roman" w:hAnsi="Times New Roman"/>
           <w:b w:val="1"/>
-          <w:bCs w:val="1"/>
           <w:color w:val="020621"/>
           <w:sz w:val="20"/>
           <w:szCs w:val="20"/>
@@ -3294,7 +3262,6 @@
         <w:rPr>
           <w:rFonts w:ascii="Times New Roman" w:cs="Times New Roman" w:eastAsia="Times New Roman" w:hAnsi="Times New Roman"/>
           <w:b w:val="1"/>
-          <w:bCs w:val="1"/>
           <w:color w:val="020621"/>
           <w:sz w:val="20"/>
           <w:szCs w:val="20"/>
@@ -3317,7 +3284,6 @@
         <w:rPr>
           <w:rFonts w:ascii="Times New Roman" w:cs="Times New Roman" w:eastAsia="Times New Roman" w:hAnsi="Times New Roman"/>
           <w:b w:val="1"/>
-          <w:bCs w:val="1"/>
           <w:color w:val="020621"/>
           <w:sz w:val="20"/>
           <w:szCs w:val="20"/>
@@ -3334,7 +3300,6 @@
         <w:rPr>
           <w:rFonts w:ascii="Times New Roman" w:cs="Times New Roman" w:eastAsia="Times New Roman" w:hAnsi="Times New Roman"/>
           <w:b w:val="1"/>
-          <w:bCs w:val="1"/>
           <w:color w:val="020621"/>
           <w:sz w:val="20"/>
           <w:szCs w:val="20"/>
@@ -3344,7 +3309,6 @@
         <w:rPr>
           <w:rFonts w:ascii="Times New Roman" w:cs="Times New Roman" w:eastAsia="Times New Roman" w:hAnsi="Times New Roman"/>
           <w:b w:val="1"/>
-          <w:bCs w:val="1"/>
           <w:color w:val="020621"/>
           <w:sz w:val="20"/>
           <w:szCs w:val="20"/>
@@ -3412,7 +3376,6 @@
         <w:rPr>
           <w:rFonts w:ascii="Times New Roman" w:cs="Times New Roman" w:eastAsia="Times New Roman" w:hAnsi="Times New Roman"/>
           <w:b w:val="1"/>
-          <w:bCs w:val="1"/>
           <w:color w:val="020621"/>
           <w:sz w:val="20"/>
           <w:szCs w:val="20"/>
@@ -3432,7 +3395,6 @@
         <w:rPr>
           <w:rFonts w:ascii="Times New Roman" w:cs="Times New Roman" w:eastAsia="Times New Roman" w:hAnsi="Times New Roman"/>
           <w:b w:val="1"/>
-          <w:bCs w:val="1"/>
           <w:color w:val="020621"/>
           <w:sz w:val="20"/>
           <w:szCs w:val="20"/>
@@ -3676,7 +3638,6 @@
         <w:rPr>
           <w:rFonts w:ascii="Times New Roman" w:cs="Times New Roman" w:eastAsia="Times New Roman" w:hAnsi="Times New Roman"/>
           <w:b w:val="1"/>
-          <w:bCs w:val="1"/>
           <w:color w:val="020621"/>
           <w:sz w:val="20"/>
           <w:szCs w:val="20"/>
@@ -3696,7 +3657,6 @@
         <w:rPr>
           <w:rFonts w:ascii="Times New Roman" w:cs="Times New Roman" w:eastAsia="Times New Roman" w:hAnsi="Times New Roman"/>
           <w:b w:val="1"/>
-          <w:bCs w:val="1"/>
           <w:color w:val="020621"/>
           <w:sz w:val="20"/>
           <w:szCs w:val="20"/>
@@ -3990,7 +3950,6 @@
         <w:rPr>
           <w:rFonts w:ascii="Times New Roman" w:cs="Times New Roman" w:eastAsia="Times New Roman" w:hAnsi="Times New Roman"/>
           <w:i w:val="1"/>
-          <w:iCs w:val="1"/>
           <w:color w:val="020621"/>
           <w:sz w:val="20"/>
           <w:szCs w:val="20"/>
@@ -4000,7 +3959,6 @@
         <w:rPr>
           <w:rFonts w:ascii="Times New Roman" w:cs="Times New Roman" w:eastAsia="Times New Roman" w:hAnsi="Times New Roman"/>
           <w:i w:val="1"/>
-          <w:iCs w:val="1"/>
           <w:color w:val="020621"/>
           <w:sz w:val="20"/>
           <w:szCs w:val="20"/>
@@ -5239,19 +5197,11 @@
       </w:pPr>
     </w:pPrDefault>
   </w:docDefaults>
-  <w:style w:type="table" w:styleId="TableNormal" w:default="1">
-    <w:name w:val="TableNormal"/>
-    <w:tblPr>
-      <w:tblCellMar>
-        <w:top w:w="100.0" w:type="dxa"/>
-        <w:left w:w="100.0" w:type="dxa"/>
-        <w:bottom w:w="100.0" w:type="dxa"/>
-        <w:right w:w="100.0" w:type="dxa"/>
-      </w:tblCellMar>
-    </w:tblPr>
-  </w:style>
   <w:style w:type="paragraph" w:styleId="Normal" w:default="1">
     <w:name w:val="normal"/>
+  </w:style>
+  <w:style w:type="table" w:styleId="TableNormal" w:default="1">
+    <w:name w:val="Table Normal"/>
   </w:style>
   <w:style w:type="paragraph" w:styleId="Heading1">
     <w:name w:val="heading 1"/>
@@ -5280,7 +5230,6 @@
     </w:pPr>
     <w:rPr>
       <w:b w:val="0"/>
-      <w:bCs w:val="0"/>
       <w:sz w:val="32"/>
       <w:szCs w:val="32"/>
     </w:rPr>
@@ -5297,7 +5246,6 @@
     </w:pPr>
     <w:rPr>
       <w:b w:val="0"/>
-      <w:bCs w:val="0"/>
       <w:color w:val="434343"/>
       <w:sz w:val="28"/>
       <w:szCs w:val="28"/>
@@ -5347,7 +5295,6 @@
     </w:pPr>
     <w:rPr>
       <w:i w:val="1"/>
-      <w:iCs w:val="1"/>
       <w:color w:val="666666"/>
       <w:sz w:val="22"/>
       <w:szCs w:val="22"/>
@@ -5381,7 +5328,6 @@
     <w:rPr>
       <w:rFonts w:ascii="Arial" w:cs="Arial" w:eastAsia="Arial" w:hAnsi="Arial"/>
       <w:i w:val="0"/>
-      <w:iCs w:val="0"/>
       <w:color w:val="666666"/>
       <w:sz w:val="30"/>
       <w:szCs w:val="30"/>
